--- a/企业AI培训_交付包/初级课程_完整交付包/06_考核认证/考核认证题库.docx
+++ b/企业AI培训_交付包/初级课程_完整交付包/06_考核认证/考核认证题库.docx
@@ -2,7 +2,7 @@
 <file path=word/document.xml><?xml version="1.0" encoding="utf-8"?>
 <w:document xmlns:w="http://schemas.openxmlformats.org/wordprocessingml/2006/main" xmlns:m="http://schemas.openxmlformats.org/officeDocument/2006/math" xmlns:r="http://schemas.openxmlformats.org/officeDocument/2006/relationships" xmlns:o="urn:schemas-microsoft-com:office:office" xmlns:v="urn:schemas-microsoft-com:vml" xmlns:w10="urn:schemas-microsoft-com:office:word" xmlns:a="http://schemas.openxmlformats.org/drawingml/2006/main" xmlns:pic="http://schemas.openxmlformats.org/drawingml/2006/picture" xmlns:wp="http://schemas.openxmlformats.org/drawingml/2006/wordprocessingDrawing">
   <w:body>
-    <w:bookmarkStart w:id="13" w:name="考核与认证题库初级-通用-ai-基础-人人版-v2.1"/>
+    <w:bookmarkStart w:id="13" w:name="考核与认证题库初级-大模型通识与实战-企业版-v3.0"/>
     <w:p>
       <w:pPr>
         <w:pStyle w:val="Heading1"/>
@@ -20,16 +20,7 @@
         <w:rPr>
           <w:rFonts w:hint="eastAsia"/>
         </w:rPr>
-        <w:t xml:space="preserve">通用</w:t>
-      </w:r>
-      <w:r>
-        <w:t xml:space="preserve"> AI </w:t>
-      </w:r>
-      <w:r>
-        <w:rPr>
-          <w:rFonts w:hint="eastAsia"/>
-        </w:rPr>
-        <w:t xml:space="preserve">基础</w:t>
+        <w:t xml:space="preserve">大模型通识与实战</w:t>
       </w:r>
       <w:r>
         <w:t xml:space="preserve"> · </w:t>
@@ -38,16 +29,16 @@
         <w:rPr>
           <w:rFonts w:hint="eastAsia"/>
         </w:rPr>
-        <w:t xml:space="preserve">人人版</w:t>
-      </w:r>
-      <w:r>
-        <w:t xml:space="preserve"> </w:t>
-      </w:r>
-      <w:r>
-        <w:rPr>
-          <w:rFonts w:hint="eastAsia"/>
-        </w:rPr>
-        <w:t xml:space="preserve">v2.1）</w:t>
+        <w:t xml:space="preserve">企业版</w:t>
+      </w:r>
+      <w:r>
+        <w:t xml:space="preserve"> </w:t>
+      </w:r>
+      <w:r>
+        <w:rPr>
+          <w:rFonts w:hint="eastAsia"/>
+        </w:rPr>
+        <w:t xml:space="preserve">v3.0）</w:t>
       </w:r>
     </w:p>
     <w:p>
@@ -67,7 +58,7 @@
         <w:rPr>
           <w:rFonts w:hint="eastAsia"/>
         </w:rPr>
-        <w:t xml:space="preserve">通识培训（初级）结业证》。适用高校/学校/企业三类群体。</w:t>
+        <w:t xml:space="preserve">通识培训（初级）结业证》。适用企业全体岗位（行政/业务/技术/市场/管理层）。</w:t>
       </w:r>
       <w:r>
         <w:t xml:space="preserve"> </w:t>
@@ -139,34 +130,25 @@
         <w:rPr>
           <w:rFonts w:hint="eastAsia"/>
         </w:rPr>
-        <w:t xml:space="preserve">日期：2026-08-27（v2.1：题目与</w:t>
-      </w:r>
-      <w:r>
-        <w:t xml:space="preserve"> 33 </w:t>
-      </w:r>
-      <w:r>
-        <w:rPr>
-          <w:rFonts w:hint="eastAsia"/>
-        </w:rPr>
-        <w:t xml:space="preserve">页</w:t>
-      </w:r>
-      <w:r>
-        <w:t xml:space="preserve"> PPT1 </w:t>
-      </w:r>
-      <w:r>
-        <w:rPr>
-          <w:rFonts w:hint="eastAsia"/>
-        </w:rPr>
-        <w:t xml:space="preserve">口径核对一致，无页码引用无需改动；v2.0：删行业卷，通用卷适配三类群体，新增</w:t>
-      </w:r>
-      <w:r>
-        <w:t xml:space="preserve"> WorkBuddy </w:t>
-      </w:r>
-      <w:r>
-        <w:rPr>
-          <w:rFonts w:hint="eastAsia"/>
-        </w:rPr>
-        <w:t xml:space="preserve">题）</w:t>
+        <w:t xml:space="preserve">日期：2026-09-02（v3.0：对齐企业版</w:t>
+      </w:r>
+      <w:r>
+        <w:t xml:space="preserve"> PPT1 44 </w:t>
+      </w:r>
+      <w:r>
+        <w:rPr>
+          <w:rFonts w:hint="eastAsia"/>
+        </w:rPr>
+        <w:t xml:space="preserve">页口径，题目无页码引用无需改动；2026-08-27</w:t>
+      </w:r>
+      <w:r>
+        <w:t xml:space="preserve"> v2.1 </w:t>
+      </w:r>
+      <w:r>
+        <w:rPr>
+          <w:rFonts w:hint="eastAsia"/>
+        </w:rPr>
+        <w:t xml:space="preserve">曾适配三类群体人人版，已删除）</w:t>
       </w:r>
     </w:p>
     <w:p>
@@ -1239,7 +1221,7 @@
         <w:rPr>
           <w:rFonts w:hint="eastAsia"/>
         </w:rPr>
-        <w:t xml:space="preserve">用”角色+背景+任务+约束+格式”五要素，写一条你岗位的真实提示词（高校=教案/文献整理，学校=通知/成绩分析，企业=周报/数据表），用批准的</w:t>
+        <w:t xml:space="preserve">用”角色+背景+任务+约束+格式”五要素，写一条你岗位的真实提示词（行政=通知/会议纪要，业务=周报/客户跟进，技术=文档/方案初稿，市场=文案/数据摘要，管理层=汇报/决策要点），用批准的</w:t>
       </w:r>
       <w:r>
         <w:t xml:space="preserve"> AI </w:t>

--- a/企业AI培训_交付包/初级课程_完整交付包/06_考核认证/考核认证题库.docx
+++ b/企业AI培训_交付包/初级课程_完整交付包/06_考核认证/考核认证题库.docx
@@ -67,16 +67,16 @@
         <w:rPr>
           <w:rFonts w:hint="eastAsia"/>
         </w:rPr>
-        <w:t xml:space="preserve">结构：10</w:t>
-      </w:r>
-      <w:r>
-        <w:t xml:space="preserve"> </w:t>
-      </w:r>
-      <w:r>
-        <w:rPr>
-          <w:rFonts w:hint="eastAsia"/>
-        </w:rPr>
-        <w:t xml:space="preserve">选择（50</w:t>
+        <w:t xml:space="preserve">结构：11</w:t>
+      </w:r>
+      <w:r>
+        <w:t xml:space="preserve"> </w:t>
+      </w:r>
+      <w:r>
+        <w:rPr>
+          <w:rFonts w:hint="eastAsia"/>
+        </w:rPr>
+        <w:t xml:space="preserve">选择（55</w:t>
       </w:r>
       <w:r>
         <w:t xml:space="preserve"> </w:t>
@@ -112,7 +112,7 @@
         <w:rPr>
           <w:rFonts w:hint="eastAsia"/>
         </w:rPr>
-        <w:t xml:space="preserve">实操（20</w:t>
+        <w:t xml:space="preserve">实操（15</w:t>
       </w:r>
       <w:r>
         <w:t xml:space="preserve"> </w:t>
@@ -130,7 +130,34 @@
         <w:rPr>
           <w:rFonts w:hint="eastAsia"/>
         </w:rPr>
-        <w:t xml:space="preserve">日期：2026-09-02（v3.0：对齐企业版</w:t>
+        <w:t xml:space="preserve">日期：2026-09-03（v3.1：新增政策合规题——内容标识办法，政策口径见《AI</w:t>
+      </w:r>
+      <w:r>
+        <w:t xml:space="preserve"> </w:t>
+      </w:r>
+      <w:r>
+        <w:rPr>
+          <w:rFonts w:hint="eastAsia"/>
+        </w:rPr>
+        <w:t xml:space="preserve">政策速查卡（三档通用）》2026-09</w:t>
+      </w:r>
+      <w:r>
+        <w:t xml:space="preserve"> </w:t>
+      </w:r>
+      <w:r>
+        <w:rPr>
+          <w:rFonts w:hint="eastAsia"/>
+        </w:rPr>
+        <w:t xml:space="preserve">版；2026-09-02</w:t>
+      </w:r>
+      <w:r>
+        <w:t xml:space="preserve"> v3.0 </w:t>
+      </w:r>
+      <w:r>
+        <w:rPr>
+          <w:rFonts w:hint="eastAsia"/>
+        </w:rPr>
+        <w:t xml:space="preserve">对齐企业版</w:t>
       </w:r>
       <w:r>
         <w:t xml:space="preserve"> PPT1 44 </w:t>
@@ -139,16 +166,7 @@
         <w:rPr>
           <w:rFonts w:hint="eastAsia"/>
         </w:rPr>
-        <w:t xml:space="preserve">页口径，题目无页码引用无需改动；2026-08-27</w:t>
-      </w:r>
-      <w:r>
-        <w:t xml:space="preserve"> v2.1 </w:t>
-      </w:r>
-      <w:r>
-        <w:rPr>
-          <w:rFonts w:hint="eastAsia"/>
-        </w:rPr>
-        <w:t xml:space="preserve">曾适配三类群体人人版，已删除）</w:t>
+        <w:t xml:space="preserve">页口径）</w:t>
       </w:r>
     </w:p>
     <w:p>
@@ -158,7 +176,7 @@
         </w:pict>
       </w:r>
     </w:p>
-    <w:bookmarkStart w:id="9" w:name="一单选题每题-5-分共-50-分"/>
+    <w:bookmarkStart w:id="9" w:name="一单选题每题-5-分共-55-分"/>
     <w:p>
       <w:pPr>
         <w:pStyle w:val="Heading2"/>
@@ -179,7 +197,7 @@
         <w:t xml:space="preserve">分，共</w:t>
       </w:r>
       <w:r>
-        <w:t xml:space="preserve"> 50 </w:t>
+        <w:t xml:space="preserve"> 55 </w:t>
       </w:r>
       <w:r>
         <w:rPr>
@@ -491,19 +509,22 @@
         </w:numPr>
       </w:pPr>
       <w:r>
-        <w:rPr>
-          <w:rFonts w:hint="eastAsia"/>
-        </w:rPr>
-        <w:t xml:space="preserve">Agent（智能体）与</w:t>
-      </w:r>
-      <w:r>
-        <w:t xml:space="preserve"> </w:t>
-      </w:r>
-      <w:r>
-        <w:rPr>
-          <w:rFonts w:hint="eastAsia"/>
-        </w:rPr>
-        <w:t xml:space="preserve">Copilot（副驾）的核心区别？</w:t>
+        <w:t xml:space="preserve">AI </w:t>
+      </w:r>
+      <w:r>
+        <w:rPr>
+          <w:rFonts w:hint="eastAsia"/>
+        </w:rPr>
+        <w:t xml:space="preserve">生成的图/文/视频对外发布，按</w:t>
+      </w:r>
+      <w:r>
+        <w:t xml:space="preserve"> 2025-09 </w:t>
+      </w:r>
+      <w:r>
+        <w:rPr>
+          <w:rFonts w:hint="eastAsia"/>
+        </w:rPr>
+        <w:t xml:space="preserve">施行的内容标识办法，正确的是？</w:t>
       </w:r>
       <w:r>
         <w:t xml:space="preserve"> </w:t>
@@ -515,25 +536,16 @@
         <w:rPr>
           <w:rFonts w:hint="eastAsia"/>
         </w:rPr>
-        <w:t xml:space="preserve">一个收费一个免费</w:t>
-      </w:r>
-      <w:r>
-        <w:t xml:space="preserve"> B. Copilot </w:t>
-      </w:r>
-      <w:r>
-        <w:rPr>
-          <w:rFonts w:hint="eastAsia"/>
-        </w:rPr>
-        <w:t xml:space="preserve">你主导、Agent</w:t>
-      </w:r>
-      <w:r>
-        <w:t xml:space="preserve"> </w:t>
-      </w:r>
-      <w:r>
-        <w:rPr>
-          <w:rFonts w:hint="eastAsia"/>
-        </w:rPr>
-        <w:t xml:space="preserve">给目标它自己跑流程</w:t>
+        <w:t xml:space="preserve">内部用不用管，对外用必须加标识（显式+隐式）</w:t>
+      </w:r>
+      <w:r>
+        <w:t xml:space="preserve"> B. </w:t>
+      </w:r>
+      <w:r>
+        <w:rPr>
+          <w:rFonts w:hint="eastAsia"/>
+        </w:rPr>
+        <w:t xml:space="preserve">完全不用标，没人查</w:t>
       </w:r>
       <w:r>
         <w:t xml:space="preserve"> C. </w:t>
@@ -542,7 +554,7 @@
         <w:rPr>
           <w:rFonts w:hint="eastAsia"/>
         </w:rPr>
-        <w:t xml:space="preserve">一个中文一个英文</w:t>
+        <w:t xml:space="preserve">只有视频要标，图片不用</w:t>
       </w:r>
       <w:r>
         <w:t xml:space="preserve"> D. </w:t>
@@ -551,7 +563,7 @@
         <w:rPr>
           <w:rFonts w:hint="eastAsia"/>
         </w:rPr>
-        <w:t xml:space="preserve">没区别</w:t>
+        <w:t xml:space="preserve">标识是自愿的，标了更好</w:t>
       </w:r>
       <w:r>
         <w:t xml:space="preserve"> </w:t>
@@ -562,7 +574,7 @@
           <w:b/>
           <w:bCs/>
         </w:rPr>
-        <w:t xml:space="preserve">答：B</w:t>
+        <w:t xml:space="preserve">答：A</w:t>
       </w:r>
     </w:p>
     <w:p>
@@ -576,22 +588,16 @@
         <w:rPr>
           <w:rFonts w:hint="eastAsia"/>
         </w:rPr>
-        <w:t xml:space="preserve">“知识库”</w:t>
-      </w:r>
-      <w:r>
-        <w:rPr>
-          <w:rFonts w:hint="eastAsia"/>
-        </w:rPr>
-        <w:t xml:space="preserve">（把单位资料喂给</w:t>
-      </w:r>
-      <w:r>
-        <w:t xml:space="preserve"> </w:t>
-      </w:r>
-      <w:r>
-        <w:rPr>
-          <w:rFonts w:hint="eastAsia"/>
-        </w:rPr>
-        <w:t xml:space="preserve">AI）主要解决大模型的哪个短板？</w:t>
+        <w:t xml:space="preserve">Agent（智能体）与</w:t>
+      </w:r>
+      <w:r>
+        <w:t xml:space="preserve"> </w:t>
+      </w:r>
+      <w:r>
+        <w:rPr>
+          <w:rFonts w:hint="eastAsia"/>
+        </w:rPr>
+        <w:t xml:space="preserve">Copilot（副驾）的核心区别？</w:t>
       </w:r>
       <w:r>
         <w:t xml:space="preserve"> </w:t>
@@ -603,16 +609,25 @@
         <w:rPr>
           <w:rFonts w:hint="eastAsia"/>
         </w:rPr>
-        <w:t xml:space="preserve">算得太慢</w:t>
-      </w:r>
-      <w:r>
-        <w:t xml:space="preserve"> B. </w:t>
-      </w:r>
-      <w:r>
-        <w:rPr>
-          <w:rFonts w:hint="eastAsia"/>
-        </w:rPr>
-        <w:t xml:space="preserve">知识有截止期、不懂你单位内部资料、易瞎编</w:t>
+        <w:t xml:space="preserve">一个收费一个免费</w:t>
+      </w:r>
+      <w:r>
+        <w:t xml:space="preserve"> B. Copilot </w:t>
+      </w:r>
+      <w:r>
+        <w:rPr>
+          <w:rFonts w:hint="eastAsia"/>
+        </w:rPr>
+        <w:t xml:space="preserve">你主导、Agent</w:t>
+      </w:r>
+      <w:r>
+        <w:t xml:space="preserve"> </w:t>
+      </w:r>
+      <w:r>
+        <w:rPr>
+          <w:rFonts w:hint="eastAsia"/>
+        </w:rPr>
+        <w:t xml:space="preserve">给目标它自己跑流程</w:t>
       </w:r>
       <w:r>
         <w:t xml:space="preserve"> C. </w:t>
@@ -621,7 +636,7 @@
         <w:rPr>
           <w:rFonts w:hint="eastAsia"/>
         </w:rPr>
-        <w:t xml:space="preserve">不能画图</w:t>
+        <w:t xml:space="preserve">一个中文一个英文</w:t>
       </w:r>
       <w:r>
         <w:t xml:space="preserve"> D. </w:t>
@@ -630,7 +645,7 @@
         <w:rPr>
           <w:rFonts w:hint="eastAsia"/>
         </w:rPr>
-        <w:t xml:space="preserve">不支持中文</w:t>
+        <w:t xml:space="preserve">没区别</w:t>
       </w:r>
       <w:r>
         <w:t xml:space="preserve"> </w:t>
@@ -655,7 +670,22 @@
         <w:rPr>
           <w:rFonts w:hint="eastAsia"/>
         </w:rPr>
-        <w:t xml:space="preserve">关于”上下文窗口”，正确的是？</w:t>
+        <w:t xml:space="preserve">“知识库”</w:t>
+      </w:r>
+      <w:r>
+        <w:rPr>
+          <w:rFonts w:hint="eastAsia"/>
+        </w:rPr>
+        <w:t xml:space="preserve">（把单位资料喂给</w:t>
+      </w:r>
+      <w:r>
+        <w:t xml:space="preserve"> </w:t>
+      </w:r>
+      <w:r>
+        <w:rPr>
+          <w:rFonts w:hint="eastAsia"/>
+        </w:rPr>
+        <w:t xml:space="preserve">AI）主要解决大模型的哪个短板？</w:t>
       </w:r>
       <w:r>
         <w:t xml:space="preserve"> </w:t>
@@ -667,7 +697,7 @@
         <w:rPr>
           <w:rFonts w:hint="eastAsia"/>
         </w:rPr>
-        <w:t xml:space="preserve">无限大</w:t>
+        <w:t xml:space="preserve">算得太慢</w:t>
       </w:r>
       <w:r>
         <w:t xml:space="preserve"> B. </w:t>
@@ -676,7 +706,7 @@
         <w:rPr>
           <w:rFonts w:hint="eastAsia"/>
         </w:rPr>
-        <w:t xml:space="preserve">模型一次能记住的篇幅有限，超了会忘前面</w:t>
+        <w:t xml:space="preserve">知识有截止期、不懂你单位内部资料、易瞎编</w:t>
       </w:r>
       <w:r>
         <w:t xml:space="preserve"> C. </w:t>
@@ -685,7 +715,7 @@
         <w:rPr>
           <w:rFonts w:hint="eastAsia"/>
         </w:rPr>
-        <w:t xml:space="preserve">只影响图片</w:t>
+        <w:t xml:space="preserve">不能画图</w:t>
       </w:r>
       <w:r>
         <w:t xml:space="preserve"> D. </w:t>
@@ -694,7 +724,7 @@
         <w:rPr>
           <w:rFonts w:hint="eastAsia"/>
         </w:rPr>
-        <w:t xml:space="preserve">与记忆无关</w:t>
+        <w:t xml:space="preserve">不支持中文</w:t>
       </w:r>
       <w:r>
         <w:t xml:space="preserve"> </w:t>
@@ -719,7 +749,7 @@
         <w:rPr>
           <w:rFonts w:hint="eastAsia"/>
         </w:rPr>
-        <w:t xml:space="preserve">以下哪项应当”人工核实”？</w:t>
+        <w:t xml:space="preserve">关于”上下文窗口”，正确的是？</w:t>
       </w:r>
       <w:r>
         <w:t xml:space="preserve"> </w:t>
@@ -731,7 +761,7 @@
         <w:rPr>
           <w:rFonts w:hint="eastAsia"/>
         </w:rPr>
-        <w:t xml:space="preserve">日常闲聊</w:t>
+        <w:t xml:space="preserve">无限大</w:t>
       </w:r>
       <w:r>
         <w:t xml:space="preserve"> B. </w:t>
@@ -740,7 +770,7 @@
         <w:rPr>
           <w:rFonts w:hint="eastAsia"/>
         </w:rPr>
-        <w:t xml:space="preserve">关键事实/数字/引用/合规结论</w:t>
+        <w:t xml:space="preserve">模型一次能记住的篇幅有限，超了会忘前面</w:t>
       </w:r>
       <w:r>
         <w:t xml:space="preserve"> C. </w:t>
@@ -749,7 +779,7 @@
         <w:rPr>
           <w:rFonts w:hint="eastAsia"/>
         </w:rPr>
-        <w:t xml:space="preserve">天气查询</w:t>
+        <w:t xml:space="preserve">只影响图片</w:t>
       </w:r>
       <w:r>
         <w:t xml:space="preserve"> D. </w:t>
@@ -758,7 +788,7 @@
         <w:rPr>
           <w:rFonts w:hint="eastAsia"/>
         </w:rPr>
-        <w:t xml:space="preserve">诗歌创作</w:t>
+        <w:t xml:space="preserve">与记忆无关</w:t>
       </w:r>
       <w:r>
         <w:t xml:space="preserve"> </w:t>
@@ -783,25 +813,7 @@
         <w:rPr>
           <w:rFonts w:hint="eastAsia"/>
         </w:rPr>
-        <w:t xml:space="preserve">欧盟</w:t>
-      </w:r>
-      <w:r>
-        <w:t xml:space="preserve"> AI Act </w:t>
-      </w:r>
-      <w:r>
-        <w:rPr>
-          <w:rFonts w:hint="eastAsia"/>
-        </w:rPr>
-        <w:t xml:space="preserve">第</w:t>
-      </w:r>
-      <w:r>
-        <w:t xml:space="preserve"> 4 </w:t>
-      </w:r>
-      <w:r>
-        <w:rPr>
-          <w:rFonts w:hint="eastAsia"/>
-        </w:rPr>
-        <w:t xml:space="preserve">条要求？</w:t>
+        <w:t xml:space="preserve">以下哪项应当”人工核实”？</w:t>
       </w:r>
       <w:r>
         <w:t xml:space="preserve"> </w:t>
@@ -813,34 +825,16 @@
         <w:rPr>
           <w:rFonts w:hint="eastAsia"/>
         </w:rPr>
-        <w:t xml:space="preserve">禁止用</w:t>
-      </w:r>
-      <w:r>
-        <w:t xml:space="preserve"> AI B. </w:t>
-      </w:r>
-      <w:r>
-        <w:rPr>
-          <w:rFonts w:hint="eastAsia"/>
-        </w:rPr>
-        <w:t xml:space="preserve">操作</w:t>
-      </w:r>
-      <w:r>
-        <w:t xml:space="preserve"> AI </w:t>
-      </w:r>
-      <w:r>
-        <w:rPr>
-          <w:rFonts w:hint="eastAsia"/>
-        </w:rPr>
-        <w:t xml:space="preserve">的员工具备足够</w:t>
-      </w:r>
-      <w:r>
-        <w:t xml:space="preserve"> AI </w:t>
-      </w:r>
-      <w:r>
-        <w:rPr>
-          <w:rFonts w:hint="eastAsia"/>
-        </w:rPr>
-        <w:t xml:space="preserve">素养</w:t>
+        <w:t xml:space="preserve">日常闲聊</w:t>
+      </w:r>
+      <w:r>
+        <w:t xml:space="preserve"> B. </w:t>
+      </w:r>
+      <w:r>
+        <w:rPr>
+          <w:rFonts w:hint="eastAsia"/>
+        </w:rPr>
+        <w:t xml:space="preserve">关键事实/数字/引用/合规结论</w:t>
       </w:r>
       <w:r>
         <w:t xml:space="preserve"> C. </w:t>
@@ -849,7 +843,7 @@
         <w:rPr>
           <w:rFonts w:hint="eastAsia"/>
         </w:rPr>
-        <w:t xml:space="preserve">必须自研模型</w:t>
+        <w:t xml:space="preserve">天气查询</w:t>
       </w:r>
       <w:r>
         <w:t xml:space="preserve"> D. </w:t>
@@ -858,7 +852,7 @@
         <w:rPr>
           <w:rFonts w:hint="eastAsia"/>
         </w:rPr>
-        <w:t xml:space="preserve">仅高管需培训</w:t>
+        <w:t xml:space="preserve">诗歌创作</w:t>
       </w:r>
       <w:r>
         <w:t xml:space="preserve"> </w:t>
@@ -883,6 +877,106 @@
         <w:rPr>
           <w:rFonts w:hint="eastAsia"/>
         </w:rPr>
+        <w:t xml:space="preserve">欧盟</w:t>
+      </w:r>
+      <w:r>
+        <w:t xml:space="preserve"> AI Act </w:t>
+      </w:r>
+      <w:r>
+        <w:rPr>
+          <w:rFonts w:hint="eastAsia"/>
+        </w:rPr>
+        <w:t xml:space="preserve">第</w:t>
+      </w:r>
+      <w:r>
+        <w:t xml:space="preserve"> 4 </w:t>
+      </w:r>
+      <w:r>
+        <w:rPr>
+          <w:rFonts w:hint="eastAsia"/>
+        </w:rPr>
+        <w:t xml:space="preserve">条要求？</w:t>
+      </w:r>
+      <w:r>
+        <w:t xml:space="preserve"> </w:t>
+      </w:r>
+      <w:r>
+        <w:t xml:space="preserve">A. </w:t>
+      </w:r>
+      <w:r>
+        <w:rPr>
+          <w:rFonts w:hint="eastAsia"/>
+        </w:rPr>
+        <w:t xml:space="preserve">禁止用</w:t>
+      </w:r>
+      <w:r>
+        <w:t xml:space="preserve"> AI B. </w:t>
+      </w:r>
+      <w:r>
+        <w:rPr>
+          <w:rFonts w:hint="eastAsia"/>
+        </w:rPr>
+        <w:t xml:space="preserve">操作</w:t>
+      </w:r>
+      <w:r>
+        <w:t xml:space="preserve"> AI </w:t>
+      </w:r>
+      <w:r>
+        <w:rPr>
+          <w:rFonts w:hint="eastAsia"/>
+        </w:rPr>
+        <w:t xml:space="preserve">的员工具备足够</w:t>
+      </w:r>
+      <w:r>
+        <w:t xml:space="preserve"> AI </w:t>
+      </w:r>
+      <w:r>
+        <w:rPr>
+          <w:rFonts w:hint="eastAsia"/>
+        </w:rPr>
+        <w:t xml:space="preserve">素养</w:t>
+      </w:r>
+      <w:r>
+        <w:t xml:space="preserve"> C. </w:t>
+      </w:r>
+      <w:r>
+        <w:rPr>
+          <w:rFonts w:hint="eastAsia"/>
+        </w:rPr>
+        <w:t xml:space="preserve">必须自研模型</w:t>
+      </w:r>
+      <w:r>
+        <w:t xml:space="preserve"> D. </w:t>
+      </w:r>
+      <w:r>
+        <w:rPr>
+          <w:rFonts w:hint="eastAsia"/>
+        </w:rPr>
+        <w:t xml:space="preserve">仅高管需培训</w:t>
+      </w:r>
+      <w:r>
+        <w:t xml:space="preserve"> </w:t>
+      </w:r>
+      <w:r>
+        <w:rPr>
+          <w:rFonts w:hint="eastAsia"/>
+          <w:b/>
+          <w:bCs/>
+        </w:rPr>
+        <w:t xml:space="preserve">答：B</w:t>
+      </w:r>
+    </w:p>
+    <w:p>
+      <w:pPr>
+        <w:numPr>
+          <w:ilvl w:val="0"/>
+          <w:numId w:val="1001"/>
+        </w:numPr>
+      </w:pPr>
+      <w:r>
+        <w:rPr>
+          <w:rFonts w:hint="eastAsia"/>
+        </w:rPr>
         <w:t xml:space="preserve">验收</w:t>
       </w:r>
       <w:r>
@@ -1192,7 +1286,7 @@
       </w:r>
     </w:p>
     <w:bookmarkEnd w:id="10"/>
-    <w:bookmarkStart w:id="11" w:name="三实操题20-分"/>
+    <w:bookmarkStart w:id="11" w:name="三实操题15-分"/>
     <w:p>
       <w:pPr>
         <w:pStyle w:val="Heading2"/>
@@ -1201,7 +1295,7 @@
         <w:rPr>
           <w:rFonts w:hint="eastAsia"/>
         </w:rPr>
-        <w:t xml:space="preserve">三、实操题（20</w:t>
+        <w:t xml:space="preserve">三、实操题（15</w:t>
       </w:r>
       <w:r>
         <w:t xml:space="preserve"> </w:t>
@@ -1250,7 +1344,7 @@
         <w:t xml:space="preserve">：五要素齐全</w:t>
       </w:r>
       <w:r>
-        <w:t xml:space="preserve"> 12 </w:t>
+        <w:t xml:space="preserve"> 9 </w:t>
       </w:r>
       <w:r>
         <w:rPr>
@@ -1259,7 +1353,7 @@
         <w:t xml:space="preserve">分；场景真实且为本人岗位</w:t>
       </w:r>
       <w:r>
-        <w:t xml:space="preserve"> 4 </w:t>
+        <w:t xml:space="preserve"> 3 </w:t>
       </w:r>
       <w:r>
         <w:rPr>
@@ -1277,7 +1371,7 @@
         <w:t xml:space="preserve">输出截图</w:t>
       </w:r>
       <w:r>
-        <w:t xml:space="preserve"> 4 </w:t>
+        <w:t xml:space="preserve"> 3 </w:t>
       </w:r>
       <w:r>
         <w:rPr>
@@ -1327,7 +1421,7 @@
         <w:rPr>
           <w:rFonts w:hint="eastAsia"/>
         </w:rPr>
-        <w:t xml:space="preserve">分（50</w:t>
+        <w:t xml:space="preserve">分（55</w:t>
       </w:r>
       <w:r>
         <w:t xml:space="preserve"> </w:t>
@@ -1348,7 +1442,7 @@
         <w:t xml:space="preserve">简答</w:t>
       </w:r>
       <w:r>
-        <w:t xml:space="preserve"> + 20 </w:t>
+        <w:t xml:space="preserve"> + 15 </w:t>
       </w:r>
       <w:r>
         <w:rPr>
@@ -1393,7 +1487,7 @@
           <w:b/>
           <w:bCs/>
         </w:rPr>
-        <w:t xml:space="preserve"> ≥ 12 </w:t>
+        <w:t xml:space="preserve"> ≥ 9 </w:t>
       </w:r>
       <w:r>
         <w:rPr>

--- a/企业AI培训_交付包/初级课程_完整交付包/06_考核认证/考核认证题库.docx
+++ b/企业AI培训_交付包/初级课程_完整交付包/06_考核认证/考核认证题库.docx
@@ -160,7 +160,7 @@
         <w:t xml:space="preserve">对齐企业版</w:t>
       </w:r>
       <w:r>
-        <w:t xml:space="preserve"> PPT1 44 </w:t>
+        <w:t xml:space="preserve"> PPT1 45 </w:t>
       </w:r>
       <w:r>
         <w:rPr>

--- a/企业AI培训_交付包/初级课程_完整交付包/06_考核认证/考核认证题库.docx
+++ b/企业AI培训_交付包/初级课程_完整交付包/06_考核认证/考核认证题库.docx
@@ -160,7 +160,7 @@
         <w:t xml:space="preserve">对齐企业版</w:t>
       </w:r>
       <w:r>
-        <w:t xml:space="preserve"> PPT1 45 </w:t>
+        <w:t xml:space="preserve"> PPT1 48 </w:t>
       </w:r>
       <w:r>
         <w:rPr>

--- a/企业AI培训_交付包/初级课程_完整交付包/06_考核认证/考核认证题库.docx
+++ b/企业AI培训_交付包/初级课程_完整交付包/06_考核认证/考核认证题库.docx
@@ -160,7 +160,7 @@
         <w:t xml:space="preserve">对齐企业版</w:t>
       </w:r>
       <w:r>
-        <w:t xml:space="preserve"> PPT1 48 </w:t>
+        <w:t xml:space="preserve"> PPT1 49 </w:t>
       </w:r>
       <w:r>
         <w:rPr>

--- a/企业AI培训_交付包/初级课程_完整交付包/06_考核认证/考核认证题库.docx
+++ b/企业AI培训_交付包/初级课程_完整交付包/06_考核认证/考核认证题库.docx
@@ -160,7 +160,7 @@
         <w:t xml:space="preserve">对齐企业版</w:t>
       </w:r>
       <w:r>
-        <w:t xml:space="preserve"> PPT1 49 </w:t>
+        <w:t xml:space="preserve"> PPT1 51 </w:t>
       </w:r>
       <w:r>
         <w:rPr>

--- a/企业AI培训_交付包/初级课程_完整交付包/06_考核认证/考核认证题库.docx
+++ b/企业AI培训_交付包/初级课程_完整交付包/06_考核认证/考核认证题库.docx
@@ -160,7 +160,7 @@
         <w:t xml:space="preserve">对齐企业版</w:t>
       </w:r>
       <w:r>
-        <w:t xml:space="preserve"> PPT1 51 </w:t>
+        <w:t xml:space="preserve"> PPT1 52 </w:t>
       </w:r>
       <w:r>
         <w:rPr>

--- a/企业AI培训_交付包/初级课程_完整交付包/06_考核认证/考核认证题库.docx
+++ b/企业AI培训_交付包/初级课程_完整交付包/06_考核认证/考核认证题库.docx
@@ -148,10 +148,10 @@
         <w:rPr>
           <w:rFonts w:hint="eastAsia"/>
         </w:rPr>
-        <w:t xml:space="preserve">版；2026-09-02</w:t>
-      </w:r>
-      <w:r>
-        <w:t xml:space="preserve"> v3.0 </w:t>
+        <w:t xml:space="preserve">版；2026-09-05</w:t>
+      </w:r>
+      <w:r>
+        <w:t xml:space="preserve"> </w:t>
       </w:r>
       <w:r>
         <w:rPr>
@@ -160,13 +160,13 @@
         <w:t xml:space="preserve">对齐企业版</w:t>
       </w:r>
       <w:r>
-        <w:t xml:space="preserve"> PPT1 52 </w:t>
-      </w:r>
-      <w:r>
-        <w:rPr>
-          <w:rFonts w:hint="eastAsia"/>
-        </w:rPr>
-        <w:t xml:space="preserve">页口径）</w:t>
+        <w:t xml:space="preserve"> PPT1 53 </w:t>
+      </w:r>
+      <w:r>
+        <w:rPr>
+          <w:rFonts w:hint="eastAsia"/>
+        </w:rPr>
+        <w:t xml:space="preserve">页口径（v3.6））</w:t>
       </w:r>
     </w:p>
     <w:p>
